--- a/downloads/General Sample 3 - Crisis and Rapid-Response.docx
+++ b/downloads/General Sample 3 - Crisis and Rapid-Response.docx
@@ -1573,7 +1573,7 @@
         <w:t xml:space="preserve"> </w:t>
       </w:r>
       <w:r>
-        <w:t xml:space="preserve">of the treatment train design and test data prior to pre-staging.</w:t>
+        <w:t xml:space="preserve">of the treatment train design and test data before pre-staging.</w:t>
       </w:r>
     </w:p>
     <w:p>
